--- a/Tailored_CVs/Shinoy_Empiric_Android___Fullstack_DevOps_Engineer.docx
+++ b/Tailored_CVs/Shinoy_Empiric_Android___Fullstack_DevOps_Engineer.docx
@@ -70,7 +70,7 @@
           <w:b w:val="0"/>
           <w:sz w:val="19"/>
         </w:rPr>
-        <w:t>I am a QA automation engineer with over eight years of experience building scalable frameworks and CI/CD pipelines using Java and Jenkins. While my background is in quality engineering rather than native mobile development, I bring strong expertise in Java, TypeScript, and pipeline management. I hold a valid EU residence permit and am comfortable working in hybrid environments.</w:t>
+        <w:t>I am a QA Automation Engineer with over 8 years of experience building scalable frameworks using Java, Selenium, and TypeScript, along with CI/CD pipelines in AWS and Jenkins. While I have solid experience with Java and TypeScript, my background is focused on software testing and automation rather than native Android development or application management as requested in this role. I hold a valid EU residence permit and am comfortable working in English-speaking environments.</w:t>
       </w:r>
     </w:p>
     <w:p>
@@ -288,7 +288,7 @@
           <w:b w:val="0"/>
           <w:sz w:val="18"/>
         </w:rPr>
-        <w:t>▸ Maintained and improved Jenkins CI/CD pipelines to run automated test builds and support deployment processes.</w:t>
+        <w:t>▸ Maintained and improved CI/CD pipelines and scheduled automated regression test builds using Jenkins to ensure reliable deployments.</w:t>
       </w:r>
     </w:p>
     <w:p>
@@ -301,7 +301,7 @@
           <w:b w:val="0"/>
           <w:sz w:val="18"/>
         </w:rPr>
-        <w:t>▸ Built and managed automation frameworks using Java and TypeScript within agile team structures.</w:t>
+        <w:t>▸ Worked extensively with Java and TypeScript to build and migrate automation frameworks within microservices environments.</w:t>
       </w:r>
     </w:p>
     <w:p>
@@ -314,7 +314,7 @@
           <w:b w:val="0"/>
           <w:sz w:val="18"/>
         </w:rPr>
-        <w:t>▸ Executed backend and database validation tasks using Oracle SQL to ensure data integrity across systems.</w:t>
+        <w:t>▸ Handled incident troubleshooting, defect management on JIRA, and backend validation using Oracle SQL to maintain high data integrity.</w:t>
       </w:r>
     </w:p>
     <w:p>
@@ -327,7 +327,7 @@
           <w:b w:val="0"/>
           <w:sz w:val="18"/>
         </w:rPr>
-        <w:t>▸ Collaborated with crossfunctional teams and stakeholders to troubleshoot issues and maintain release stability.</w:t>
+        <w:t>▸ Collaborated with crossfunctional teams and stakeholders to translate business requirements into technical testing strategies and reduce defect leakage.</w:t>
       </w:r>
     </w:p>
     <w:p>
